--- a/economy-how-to-make-new-money-incomes/how-to-make-new-money-incomes.docx
+++ b/economy-how-to-make-new-money-incomes/how-to-make-new-money-incomes.docx
@@ -573,7 +573,7 @@
           <w:szCs w:val="32"/>
           <w:lang w:val="en-US"/>
         </w:rPr>
-        <w:t xml:space="preserve"> I already know how I computer can </w:t>
+        <w:t xml:space="preserve"> I already know how computer can </w:t>
       </w:r>
       <w:r>
         <w:rPr>
@@ -595,6 +595,8 @@
         </w:rPr>
         <w:t xml:space="preserve">. </w:t>
       </w:r>
+      <w:bookmarkStart w:id="0" w:name="_GoBack"/>
+      <w:bookmarkEnd w:id="0"/>
     </w:p>
     <w:p>
       <w:pPr>
@@ -1223,19 +1225,7 @@
           <w:szCs w:val="32"/>
           <w:lang w:val="en-US"/>
         </w:rPr>
-        <w:t xml:space="preserve"> Person </w:t>
-      </w:r>
-      <w:bookmarkStart w:id="0" w:name="_GoBack"/>
-      <w:bookmarkEnd w:id="0"/>
-      <w:r>
-        <w:rPr>
-          <w:rFonts w:ascii="Bahnschrift SemiBold" w:hAnsi="Bahnschrift SemiBold"/>
-          <w:spacing w:val="6"/>
-          <w:sz w:val="32"/>
-          <w:szCs w:val="32"/>
-          <w:lang w:val="en-US"/>
-        </w:rPr>
-        <w:t>will be able to answer any User’s question</w:t>
+        <w:t xml:space="preserve"> Person will be able to answer any User’s question</w:t>
       </w:r>
       <w:r>
         <w:rPr>
